--- a/DAY-3/Lab Exercise 8- Service Mesh Using Istio Ambient Mesh.docx
+++ b/DAY-3/Lab Exercise 8- Service Mesh Using Istio Ambient Mesh.docx
@@ -1634,26 +1634,7 @@
           <w:sz w:val="24"/>
           <w:szCs w:val="24"/>
         </w:rPr>
-        <w:t xml:space="preserve">curl -L </w:t>
-      </w:r>
-      <w:hyperlink r:id="rId8" w:history="1">
-        <w:r>
-          <w:rPr>
-            <w:rStyle w:val="Hyperlink"/>
-            <w:rFonts w:ascii="Georgia" w:hAnsi="Georgia"/>
-            <w:sz w:val="24"/>
-            <w:szCs w:val="24"/>
-          </w:rPr>
-          <w:t>https://istio</w:t>
-        </w:r>
-      </w:hyperlink>
-      <w:r>
-        <w:rPr>
-          <w:rFonts w:ascii="Georgia" w:hAnsi="Georgia"/>
-          <w:sz w:val="24"/>
-          <w:szCs w:val="24"/>
-        </w:rPr>
-        <w:t xml:space="preserve">.io/downloadIstio | </w:t>
+        <w:t xml:space="preserve">curl -L https://istio.io/downloadIstio | </w:t>
       </w:r>
       <w:proofErr w:type="spellStart"/>
       <w:r>
@@ -1671,15 +1652,7 @@
           <w:sz w:val="24"/>
           <w:szCs w:val="24"/>
         </w:rPr>
-        <w:t xml:space="preserve"> </w:t>
-      </w:r>
-      <w:r>
-        <w:rPr>
-          <w:rFonts w:ascii="Georgia" w:hAnsi="Georgia"/>
-          <w:sz w:val="24"/>
-          <w:szCs w:val="24"/>
-        </w:rPr>
-        <w:t>–</w:t>
+        <w:t xml:space="preserve"> -</w:t>
       </w:r>
     </w:p>
     <w:p>
@@ -5807,7 +5780,7 @@
       </w:pPr>
     </w:p>
     <w:sectPr>
-      <w:headerReference w:type="default" r:id="rId9"/>
+      <w:headerReference w:type="default" r:id="rId8"/>
       <w:pgSz w:w="12240" w:h="15840"/>
       <w:pgMar w:top="1440" w:right="1325" w:bottom="1440" w:left="1440" w:header="720" w:footer="720" w:gutter="0"/>
       <w:pgNumType w:start="1"/>
